--- a/peticio_sistemes_worker.docx
+++ b/peticio_sistemes_worker.docx
@@ -10,7 +10,7 @@
         <w:rPr>
           <w:b w:val="0"/>
         </w:rPr>
-        <w:t>Petició a Sistemes — desplegar un procés programat a AE01SAPRDP</w:t>
+        <w:t>Petició a Sistemes — GAPI07, les tres coses que ens falten</w:t>
       </w:r>
     </w:p>
     <w:p>
@@ -42,46 +42,67 @@
         <w:rPr>
           <w:b/>
         </w:rPr>
-        <w:t>Servidor:</w:t>
+        <w:t>Data límit:</w:t>
       </w:r>
       <w:r>
         <w:rPr>
           <w:b w:val="0"/>
         </w:rPr>
-        <w:t xml:space="preserve"> </w:t>
+        <w:t xml:space="preserve"> ha d'estar operatiu i </w:t>
       </w:r>
       <w:r>
         <w:rPr>
-          <w:rFonts w:ascii="Consolas" w:hAnsi="Consolas"/>
-          <w:b w:val="0"/>
-          <w:color w:val="333333"/>
-          <w:sz w:val="20"/>
+          <w:b/>
         </w:rPr>
-        <w:t>AE01SAPRDP</w:t>
+        <w:t>provat</w:t>
       </w:r>
       <w:r>
         <w:rPr>
           <w:b w:val="0"/>
         </w:rPr>
-        <w:t xml:space="preserve"> (192.168.11.239, Windows Server) </w:t>
+        <w:t xml:space="preserve"> força abans del </w:t>
       </w:r>
       <w:r>
         <w:rPr>
           <w:b/>
         </w:rPr>
-        <w:t>Quan:</w:t>
+        <w:t>2 de novembre de 2026</w:t>
       </w:r>
       <w:r>
         <w:rPr>
           <w:b w:val="0"/>
         </w:rPr>
-        <w:t xml:space="preserve"> al setembre. Ha d'estar operatiu i provat molt abans del </w:t>
+        <w:t>, que és el dia del canvi a SAP.</w:t>
+      </w:r>
+    </w:p>
+    <w:p>
+      <w:r>
+        <w:rPr>
+          <w:b w:val="0"/>
+        </w:rPr>
+        <w:t>Hola,</w:t>
+      </w:r>
+    </w:p>
+    <w:p>
+      <w:r>
+        <w:rPr>
+          <w:b w:val="0"/>
+        </w:rPr>
+        <w:t>Continuo el fil d'agost. Aleshores vau contestar set punts i en van quedar dos pendents d'informació meva: la IP d'Analitza i el compte de correu per a les alertes. Ja tinc la primera, i afegeixo la tercera peça que ens falta per poder provar tot el circuit.</w:t>
+      </w:r>
+    </w:p>
+    <w:p>
+      <w:r>
+        <w:rPr>
+          <w:b w:val="0"/>
+        </w:rPr>
+        <w:t xml:space="preserve">Van juntes perquè són el mateix bloc: </w:t>
       </w:r>
       <w:r>
         <w:rPr>
           <w:b/>
         </w:rPr>
-        <w:t>2 de novembre</w:t>
+        <w:t>sense les tres, la integració no es pot provar d'extrem a extrem, i el 2 de novembre no admet una primera prova</w:t>
       </w:r>
       <w:r>
         <w:rPr>
@@ -98,27 +119,7 @@
         <w:rPr>
           <w:b w:val="0"/>
         </w:rPr>
-        <w:t>Què es demana, en curt</w:t>
-      </w:r>
-    </w:p>
-    <w:p>
-      <w:r>
-        <w:rPr>
-          <w:b w:val="0"/>
-        </w:rPr>
-        <w:t xml:space="preserve">Un executable que ha de córrer </w:t>
-      </w:r>
-      <w:r>
-        <w:rPr>
-          <w:b/>
-        </w:rPr>
-        <w:t>una vegada al dia a les 02:45</w:t>
-      </w:r>
-      <w:r>
-        <w:rPr>
-          <w:b w:val="0"/>
-        </w:rPr>
-        <w:t xml:space="preserve"> a </w:t>
+        <w:t xml:space="preserve">1. Accés a </w:t>
       </w:r>
       <w:r>
         <w:rPr>
@@ -133,7 +134,963 @@
         <w:rPr>
           <w:b w:val="0"/>
         </w:rPr>
-        <w:t>, com a tasca programada. Triga uns vint segons. Llegeix de SAP i escriu a una base de dades; no exposa cap servei, no obre cap port, no interactua amb ningú.</w:t>
+        <w:t xml:space="preserve"> per instal·lar-hi un procés programat</w:t>
+      </w:r>
+    </w:p>
+    <w:p>
+      <w:r>
+        <w:rPr>
+          <w:rFonts w:ascii="Consolas" w:hAnsi="Consolas"/>
+          <w:b w:val="0"/>
+          <w:color w:val="333333"/>
+          <w:sz w:val="20"/>
+        </w:rPr>
+        <w:t>AE01SAPRDP</w:t>
+      </w:r>
+      <w:r>
+        <w:rPr>
+          <w:b w:val="0"/>
+        </w:rPr>
+        <w:t xml:space="preserve"> (192.168.11.239). Un executable que corre </w:t>
+      </w:r>
+      <w:r>
+        <w:rPr>
+          <w:b/>
+        </w:rPr>
+        <w:t>una vegada al dia a les 02:45</w:t>
+      </w:r>
+      <w:r>
+        <w:rPr>
+          <w:b w:val="0"/>
+        </w:rPr>
+        <w:t>, triga uns vint segons, llegeix de SAP i escriu a una base de dades. No exposa cap servei ni obre cap port.</w:t>
+      </w:r>
+    </w:p>
+    <w:p>
+      <w:r>
+        <w:rPr>
+          <w:b/>
+        </w:rPr>
+        <w:t>El que us demano és el compte i l'accés, no que ho instal·leu vosaltres.</w:t>
+      </w:r>
+      <w:r>
+        <w:rPr>
+          <w:b w:val="0"/>
+        </w:rPr>
+        <w:t xml:space="preserve"> No és una còpia de fitxers i llestos: cal escriure-hi un fitxer de configuració amb credencials reals, comprovar que des d'aquella màquina s'arriba a SAP i a SQL, i executar-lo un cop per veure que la cadena funciona. Fet per correu, cada detall és una anada i tornada; fet per mi amb accés, és una tarda.</w:t>
+      </w:r>
+    </w:p>
+    <w:tbl>
+      <w:tblPr>
+        <w:tblStyle w:val="LightGrid-Accent1"/>
+        <w:tblW w:type="auto" w:w="0"/>
+        <w:tblLook w:firstColumn="1" w:firstRow="1" w:lastColumn="0" w:lastRow="0" w:noHBand="0" w:noVBand="1" w:val="04A0"/>
+      </w:tblPr>
+      <w:tblGrid>
+        <w:gridCol w:w="4320"/>
+        <w:gridCol w:w="4320"/>
+      </w:tblGrid>
+      <w:tr>
+        <w:tc>
+          <w:tcPr>
+            <w:tcW w:type="dxa" w:w="4320"/>
+          </w:tcPr>
+          <w:p>
+            <w:r>
+              <w:rPr>
+                <w:b/>
+              </w:rPr>
+              <w:t>Vosaltres</w:t>
+            </w:r>
+          </w:p>
+        </w:tc>
+        <w:tc>
+          <w:tcPr>
+            <w:tcW w:type="dxa" w:w="4320"/>
+          </w:tcPr>
+          <w:p>
+            <w:r>
+              <w:rPr>
+                <w:b/>
+              </w:rPr>
+              <w:t>Jo</w:t>
+            </w:r>
+          </w:p>
+        </w:tc>
+      </w:tr>
+      <w:tr>
+        <w:tc>
+          <w:tcPr>
+            <w:tcW w:type="dxa" w:w="4320"/>
+          </w:tcPr>
+          <w:p>
+            <w:r>
+              <w:rPr>
+                <w:b w:val="0"/>
+              </w:rPr>
+              <w:t>Crear el compte de servei i donar-li *Log on as a batch job*</w:t>
+            </w:r>
+          </w:p>
+        </w:tc>
+        <w:tc>
+          <w:tcPr>
+            <w:tcW w:type="dxa" w:w="4320"/>
+          </w:tcPr>
+          <w:p>
+            <w:r>
+              <w:rPr>
+                <w:b w:val="0"/>
+              </w:rPr>
+              <w:t>Instal·lar-hi els fitxers i configurar-lo</w:t>
+            </w:r>
+          </w:p>
+        </w:tc>
+      </w:tr>
+      <w:tr>
+        <w:tc>
+          <w:tcPr>
+            <w:tcW w:type="dxa" w:w="4320"/>
+          </w:tcPr>
+          <w:p>
+            <w:r>
+              <w:rPr>
+                <w:b w:val="0"/>
+              </w:rPr>
+              <w:t>Obrir la sortida als dos ports de sota</w:t>
+            </w:r>
+          </w:p>
+        </w:tc>
+        <w:tc>
+          <w:tcPr>
+            <w:tcW w:type="dxa" w:w="4320"/>
+          </w:tcPr>
+          <w:p>
+            <w:r>
+              <w:rPr>
+                <w:b w:val="0"/>
+              </w:rPr>
+              <w:t>Registrar la tasca programada i provar-la</w:t>
+            </w:r>
+          </w:p>
+        </w:tc>
+      </w:tr>
+      <w:tr>
+        <w:tc>
+          <w:tcPr>
+            <w:tcW w:type="dxa" w:w="4320"/>
+          </w:tcPr>
+          <w:p>
+            <w:r>
+              <w:rPr>
+                <w:b w:val="0"/>
+              </w:rPr>
+              <w:t xml:space="preserve">Donar-me accés a </w:t>
+            </w:r>
+            <w:r>
+              <w:rPr>
+                <w:rFonts w:ascii="Consolas" w:hAnsi="Consolas"/>
+                <w:b w:val="0"/>
+                <w:color w:val="333333"/>
+                <w:sz w:val="20"/>
+              </w:rPr>
+              <w:t>C:\Apps\SapB1AnalitzaSync</w:t>
+            </w:r>
+          </w:p>
+        </w:tc>
+        <w:tc>
+          <w:tcPr>
+            <w:tcW w:type="dxa" w:w="4320"/>
+          </w:tcPr>
+          <w:p>
+            <w:r>
+              <w:rPr>
+                <w:b w:val="0"/>
+              </w:rPr>
+              <w:t>Els permisos dins de SQL Server</w:t>
+            </w:r>
+          </w:p>
+        </w:tc>
+      </w:tr>
+    </w:tbl>
+    <w:p/>
+    <w:p>
+      <w:r>
+        <w:rPr>
+          <w:b/>
+        </w:rPr>
+        <w:t>No cal que em feu administrador de la màquina</w:t>
+      </w:r>
+      <w:r>
+        <w:rPr>
+          <w:b w:val="0"/>
+        </w:rPr>
+        <w:t>, i entenc que és millor que no. Amb accés a aquella carpeta i poder-hi executar la tasca n'hi ha prou. El compte i els seus permisos els seguiu controlant vosaltres.</w:t>
+      </w:r>
+    </w:p>
+    <w:p>
+      <w:r>
+        <w:rPr>
+          <w:b/>
+        </w:rPr>
+        <w:t>El compte de servei</w:t>
+      </w:r>
+      <w:r>
+        <w:rPr>
+          <w:b w:val="0"/>
+        </w:rPr>
+        <w:t xml:space="preserve"> ha de ser dedicat i </w:t>
+      </w:r>
+      <w:r>
+        <w:rPr>
+          <w:b/>
+        </w:rPr>
+        <w:t>no administrador</w:t>
+      </w:r>
+      <w:r>
+        <w:rPr>
+          <w:b w:val="0"/>
+        </w:rPr>
+        <w:t>. Li cal:</w:t>
+      </w:r>
+    </w:p>
+    <w:p>
+      <w:pPr>
+        <w:pStyle w:val="ListBullet"/>
+      </w:pPr>
+      <w:r>
+        <w:rPr>
+          <w:b w:val="0"/>
+        </w:rPr>
+        <w:t>El dret *</w:t>
+      </w:r>
+      <w:r>
+        <w:rPr>
+          <w:b/>
+        </w:rPr>
+        <w:t>Log on as a batch job</w:t>
+      </w:r>
+      <w:r>
+        <w:rPr>
+          <w:b w:val="0"/>
+        </w:rPr>
+        <w:t xml:space="preserve">* a </w:t>
+      </w:r>
+      <w:r>
+        <w:rPr>
+          <w:rFonts w:ascii="Consolas" w:hAnsi="Consolas"/>
+          <w:b w:val="0"/>
+          <w:color w:val="333333"/>
+          <w:sz w:val="20"/>
+        </w:rPr>
+        <w:t>AE01SAPRDP</w:t>
+      </w:r>
+      <w:r>
+        <w:rPr>
+          <w:b w:val="0"/>
+        </w:rPr>
+        <w:t>.</w:t>
+      </w:r>
+    </w:p>
+    <w:p>
+      <w:pPr>
+        <w:pStyle w:val="ListBullet"/>
+      </w:pPr>
+      <w:r>
+        <w:rPr>
+          <w:b w:val="0"/>
+        </w:rPr>
+        <w:t xml:space="preserve">Sortida de xarxa des de </w:t>
+      </w:r>
+      <w:r>
+        <w:rPr>
+          <w:rFonts w:ascii="Consolas" w:hAnsi="Consolas"/>
+          <w:b w:val="0"/>
+          <w:color w:val="333333"/>
+          <w:sz w:val="20"/>
+        </w:rPr>
+        <w:t>192.168.11.239</w:t>
+      </w:r>
+      <w:r>
+        <w:rPr>
+          <w:b w:val="0"/>
+        </w:rPr>
+        <w:t xml:space="preserve"> cap a </w:t>
+      </w:r>
+      <w:r>
+        <w:rPr>
+          <w:rFonts w:ascii="Consolas" w:hAnsi="Consolas"/>
+          <w:b w:val="0"/>
+          <w:color w:val="333333"/>
+          <w:sz w:val="20"/>
+        </w:rPr>
+        <w:t>AE01SAPSQL</w:t>
+      </w:r>
+      <w:r>
+        <w:rPr>
+          <w:b w:val="0"/>
+        </w:rPr>
+        <w:t xml:space="preserve">, </w:t>
+      </w:r>
+      <w:r>
+        <w:rPr>
+          <w:b/>
+        </w:rPr>
+        <w:t>ports 50000/TCP</w:t>
+      </w:r>
+      <w:r>
+        <w:rPr>
+          <w:b w:val="0"/>
+        </w:rPr>
+        <w:t xml:space="preserve"> (SAP Service Layer, HTTPS) i </w:t>
+      </w:r>
+      <w:r>
+        <w:rPr>
+          <w:b/>
+        </w:rPr>
+        <w:t>1433/TCP</w:t>
+      </w:r>
+      <w:r>
+        <w:rPr>
+          <w:b w:val="0"/>
+        </w:rPr>
+        <w:t xml:space="preserve"> (SQL Server).</w:t>
+      </w:r>
+    </w:p>
+    <w:p>
+      <w:r>
+        <w:rPr>
+          <w:b w:val="0"/>
+        </w:rPr>
+        <w:t xml:space="preserve">*Un aclariment que us demano:* a l'agost us referíeu a </w:t>
+      </w:r>
+      <w:r>
+        <w:rPr>
+          <w:rFonts w:ascii="Consolas" w:hAnsi="Consolas"/>
+          <w:b w:val="0"/>
+          <w:color w:val="333333"/>
+          <w:sz w:val="20"/>
+        </w:rPr>
+        <w:t>AE01SAPSQL</w:t>
+      </w:r>
+      <w:r>
+        <w:rPr>
+          <w:b w:val="0"/>
+        </w:rPr>
+        <w:t xml:space="preserve"> com a </w:t>
+      </w:r>
+      <w:r>
+        <w:rPr>
+          <w:rFonts w:ascii="Consolas" w:hAnsi="Consolas"/>
+          <w:b w:val="0"/>
+          <w:color w:val="333333"/>
+          <w:sz w:val="20"/>
+        </w:rPr>
+        <w:t>192.168.254.x</w:t>
+      </w:r>
+      <w:r>
+        <w:rPr>
+          <w:b w:val="0"/>
+        </w:rPr>
+        <w:t xml:space="preserve">, i el Service Layer que fem servir respon a </w:t>
+      </w:r>
+      <w:r>
+        <w:rPr>
+          <w:rFonts w:ascii="Consolas" w:hAnsi="Consolas"/>
+          <w:b w:val="0"/>
+          <w:color w:val="333333"/>
+          <w:sz w:val="20"/>
+        </w:rPr>
+        <w:t>192.168.11.238</w:t>
+      </w:r>
+      <w:r>
+        <w:rPr>
+          <w:b w:val="0"/>
+        </w:rPr>
+        <w:t>. Confirmeu-me quina és la bona, que no vull demanar-vos una regla cap a la màquina equivocada.</w:t>
+      </w:r>
+    </w:p>
+    <w:p>
+      <w:r>
+        <w:rPr>
+          <w:b/>
+        </w:rPr>
+        <w:t xml:space="preserve">Sé que a </w:t>
+      </w:r>
+      <w:r>
+        <w:rPr>
+          <w:rFonts w:ascii="Consolas" w:hAnsi="Consolas"/>
+          <w:b/>
+          <w:color w:val="333333"/>
+          <w:sz w:val="20"/>
+        </w:rPr>
+        <w:t>AE01SAPRDP</w:t>
+      </w:r>
+      <w:r>
+        <w:rPr>
+          <w:b/>
+        </w:rPr>
+        <w:t xml:space="preserve"> hi ha webservices de col·laboradors externs.</w:t>
+      </w:r>
+      <w:r>
+        <w:rPr>
+          <w:b w:val="0"/>
+        </w:rPr>
+        <w:t xml:space="preserve"> Per això la configuració no va a variables d'entorn de màquina —qualsevol procés de la màquina les llegiria— sinó a un fitxer al costat de l'executable, amb els permisos NTFS tancats al compte de la tasca. El detall exacte, a l'annex.</w:t>
+      </w:r>
+    </w:p>
+    <w:p>
+      <w:pPr>
+        <w:pStyle w:val="Heading2"/>
+      </w:pPr>
+      <w:r>
+        <w:rPr>
+          <w:b w:val="0"/>
+        </w:rPr>
+        <w:t xml:space="preserve">2. Ruta per a Analitza cap a </w:t>
+      </w:r>
+      <w:r>
+        <w:rPr>
+          <w:rFonts w:ascii="Consolas" w:hAnsi="Consolas"/>
+          <w:b w:val="0"/>
+          <w:color w:val="333333"/>
+          <w:sz w:val="20"/>
+        </w:rPr>
+        <w:t>AE01SAPSQL</w:t>
+      </w:r>
+    </w:p>
+    <w:p>
+      <w:r>
+        <w:rPr>
+          <w:b w:val="0"/>
+        </w:rPr>
+        <w:t>Aquesta és la que us devia des de l'agost. Ja tinc les IPs:</w:t>
+      </w:r>
+    </w:p>
+    <w:tbl>
+      <w:tblPr>
+        <w:tblStyle w:val="LightGrid-Accent1"/>
+        <w:tblW w:type="auto" w:w="0"/>
+        <w:tblLook w:firstColumn="1" w:firstRow="1" w:lastColumn="0" w:lastRow="0" w:noHBand="0" w:noVBand="1" w:val="04A0"/>
+      </w:tblPr>
+      <w:tblGrid>
+        <w:gridCol w:w="4320"/>
+        <w:gridCol w:w="4320"/>
+      </w:tblGrid>
+      <w:tr>
+        <w:tc>
+          <w:tcPr>
+            <w:tcW w:type="dxa" w:w="4320"/>
+          </w:tcPr>
+          <w:p>
+            <w:r>
+              <w:rPr>
+                <w:b/>
+              </w:rPr>
+              <w:t>Origen</w:t>
+            </w:r>
+          </w:p>
+        </w:tc>
+        <w:tc>
+          <w:tcPr>
+            <w:tcW w:type="dxa" w:w="4320"/>
+          </w:tcPr>
+          <w:p>
+            <w:r>
+              <w:rPr>
+                <w:rFonts w:ascii="Consolas" w:hAnsi="Consolas"/>
+                <w:b/>
+                <w:color w:val="333333"/>
+                <w:sz w:val="20"/>
+              </w:rPr>
+              <w:t>88.99.249.95</w:t>
+            </w:r>
+            <w:r>
+              <w:rPr>
+                <w:b/>
+              </w:rPr>
+              <w:t xml:space="preserve"> i </w:t>
+            </w:r>
+            <w:r>
+              <w:rPr>
+                <w:rFonts w:ascii="Consolas" w:hAnsi="Consolas"/>
+                <w:b/>
+                <w:color w:val="333333"/>
+                <w:sz w:val="20"/>
+              </w:rPr>
+              <w:t>85.85.181.85</w:t>
+            </w:r>
+            <w:r>
+              <w:rPr>
+                <w:b/>
+              </w:rPr>
+              <w:t xml:space="preserve"> (Analitza CM)</w:t>
+            </w:r>
+          </w:p>
+        </w:tc>
+      </w:tr>
+      <w:tr>
+        <w:tc>
+          <w:tcPr>
+            <w:tcW w:type="dxa" w:w="4320"/>
+          </w:tcPr>
+          <w:p>
+            <w:r>
+              <w:rPr>
+                <w:b/>
+              </w:rPr>
+              <w:t>Destinació</w:t>
+            </w:r>
+          </w:p>
+        </w:tc>
+        <w:tc>
+          <w:tcPr>
+            <w:tcW w:type="dxa" w:w="4320"/>
+          </w:tcPr>
+          <w:p>
+            <w:r>
+              <w:rPr>
+                <w:rFonts w:ascii="Consolas" w:hAnsi="Consolas"/>
+                <w:b w:val="0"/>
+                <w:color w:val="333333"/>
+                <w:sz w:val="20"/>
+              </w:rPr>
+              <w:t>AE01SAPSQL</w:t>
+            </w:r>
+            <w:r>
+              <w:rPr>
+                <w:b w:val="0"/>
+              </w:rPr>
+              <w:t xml:space="preserve">, port </w:t>
+            </w:r>
+            <w:r>
+              <w:rPr>
+                <w:b/>
+              </w:rPr>
+              <w:t>1433/TCP</w:t>
+            </w:r>
+          </w:p>
+        </w:tc>
+      </w:tr>
+      <w:tr>
+        <w:tc>
+          <w:tcPr>
+            <w:tcW w:type="dxa" w:w="4320"/>
+          </w:tcPr>
+          <w:p>
+            <w:r>
+              <w:rPr>
+                <w:b/>
+              </w:rPr>
+              <w:t>Usuari</w:t>
+            </w:r>
+          </w:p>
+        </w:tc>
+        <w:tc>
+          <w:tcPr>
+            <w:tcW w:type="dxa" w:w="4320"/>
+          </w:tcPr>
+          <w:p>
+            <w:r>
+              <w:rPr>
+                <w:rFonts w:ascii="Consolas" w:hAnsi="Consolas"/>
+                <w:b w:val="0"/>
+                <w:color w:val="333333"/>
+                <w:sz w:val="20"/>
+              </w:rPr>
+              <w:t>analitza_ro</w:t>
+            </w:r>
+            <w:r>
+              <w:rPr>
+                <w:b w:val="0"/>
+              </w:rPr>
+              <w:t xml:space="preserve">, SQL auth. Ja creat, només lectura, i amb </w:t>
+            </w:r>
+            <w:r>
+              <w:rPr>
+                <w:rFonts w:ascii="Consolas" w:hAnsi="Consolas"/>
+                <w:b w:val="0"/>
+                <w:color w:val="333333"/>
+                <w:sz w:val="20"/>
+              </w:rPr>
+              <w:t>DENY CONNECT</w:t>
+            </w:r>
+            <w:r>
+              <w:rPr>
+                <w:b w:val="0"/>
+              </w:rPr>
+              <w:t xml:space="preserve"> a les bases de dades de SAP</w:t>
+            </w:r>
+          </w:p>
+        </w:tc>
+      </w:tr>
+      <w:tr>
+        <w:tc>
+          <w:tcPr>
+            <w:tcW w:type="dxa" w:w="4320"/>
+          </w:tcPr>
+          <w:p>
+            <w:r>
+              <w:rPr>
+                <w:b/>
+              </w:rPr>
+              <w:t>Quan</w:t>
+            </w:r>
+          </w:p>
+        </w:tc>
+        <w:tc>
+          <w:tcPr>
+            <w:tcW w:type="dxa" w:w="4320"/>
+          </w:tcPr>
+          <w:p>
+            <w:r>
+              <w:rPr>
+                <w:b w:val="0"/>
+              </w:rPr>
+              <w:t>Es connecten un minut al dia, cap a les 05:00</w:t>
+            </w:r>
+          </w:p>
+        </w:tc>
+      </w:tr>
+    </w:tbl>
+    <w:p/>
+    <w:p>
+      <w:r>
+        <w:rPr>
+          <w:b w:val="0"/>
+        </w:rPr>
+        <w:t xml:space="preserve">El seu CTO m'ha dit que per a ells </w:t>
+      </w:r>
+      <w:r>
+        <w:rPr>
+          <w:b/>
+        </w:rPr>
+        <w:t>és dels punts crítics</w:t>
+      </w:r>
+      <w:r>
+        <w:rPr>
+          <w:b w:val="0"/>
+        </w:rPr>
+        <w:t>: fins que no s'hi puguin connectar no poden validar que les dades els arriben bé, i això és el que hauria d'estar provat abans del novembre, no després.</w:t>
+      </w:r>
+    </w:p>
+    <w:p>
+      <w:r>
+        <w:rPr>
+          <w:b w:val="0"/>
+        </w:rPr>
+        <w:t xml:space="preserve">El compte només veu vuit taules d'una base de dades intermèdia nostra. </w:t>
+      </w:r>
+      <w:r>
+        <w:rPr>
+          <w:b/>
+        </w:rPr>
+        <w:t>No té cap accés a SAP.</w:t>
+      </w:r>
+    </w:p>
+    <w:p>
+      <w:pPr>
+        <w:pStyle w:val="Heading2"/>
+      </w:pPr>
+      <w:r>
+        <w:rPr>
+          <w:b w:val="0"/>
+        </w:rPr>
+        <w:t>3. Un compte SMTP per a les alertes</w:t>
+      </w:r>
+    </w:p>
+    <w:p>
+      <w:r>
+        <w:rPr>
+          <w:b w:val="0"/>
+        </w:rPr>
+        <w:t xml:space="preserve">Ho vam deixar obert a l'agost. Us ho recordo perquè ara ja té conseqüència: el procés nocturn falla cada nit —correctament, perquè encara no està desplegat— i </w:t>
+      </w:r>
+      <w:r>
+        <w:rPr>
+          <w:b/>
+        </w:rPr>
+        <w:t>la notificació també falla</w:t>
+      </w:r>
+      <w:r>
+        <w:rPr>
+          <w:b w:val="0"/>
+        </w:rPr>
+        <w:t>, o sigui que si algun dia falla de veritat no se n'assabentarà ningú.</w:t>
+      </w:r>
+    </w:p>
+    <w:p>
+      <w:r>
+        <w:rPr>
+          <w:b w:val="0"/>
+        </w:rPr>
+        <w:t xml:space="preserve">Com us vaig comentar, el Database Mail del SQL Server només suporta </w:t>
+      </w:r>
+      <w:r>
+        <w:rPr>
+          <w:b/>
+        </w:rPr>
+        <w:t>SMTP AUTH bàsica</w:t>
+      </w:r>
+      <w:r>
+        <w:rPr>
+          <w:b w:val="0"/>
+        </w:rPr>
+        <w:t>; no suporta autenticació moderna. Les opcions eren:</w:t>
+      </w:r>
+    </w:p>
+    <w:p>
+      <w:pPr>
+        <w:pStyle w:val="ListNumber"/>
+      </w:pPr>
+      <w:r>
+        <w:rPr>
+          <w:b/>
+        </w:rPr>
+        <w:t>(Preferida)</w:t>
+      </w:r>
+      <w:r>
+        <w:rPr>
+          <w:b w:val="0"/>
+        </w:rPr>
+        <w:t xml:space="preserve"> Un mailbox de servei tipus </w:t>
+      </w:r>
+      <w:r>
+        <w:rPr>
+          <w:rFonts w:ascii="Consolas" w:hAnsi="Consolas"/>
+          <w:b w:val="0"/>
+          <w:color w:val="333333"/>
+          <w:sz w:val="20"/>
+        </w:rPr>
+        <w:t>sql-alerts@agrienergia.com</w:t>
+      </w:r>
+      <w:r>
+        <w:rPr>
+          <w:b w:val="0"/>
+        </w:rPr>
+        <w:t>, amb SMTP AUTH habilitat i una App Password. Les alertes surten d'una adreça institucional i serveixen per a altres serveis interns en el futur.</w:t>
+      </w:r>
+    </w:p>
+    <w:p>
+      <w:pPr>
+        <w:pStyle w:val="ListNumber"/>
+      </w:pPr>
+      <w:r>
+        <w:rPr>
+          <w:b w:val="0"/>
+        </w:rPr>
+        <w:t>Un relay SMTP intern anònim, si en teniu algun que accepti relay des de la subxarxa de servidors. Encara més net.</w:t>
+      </w:r>
+    </w:p>
+    <w:p>
+      <w:pPr>
+        <w:pStyle w:val="ListNumber"/>
+      </w:pPr>
+      <w:r>
+        <w:rPr>
+          <w:b w:val="0"/>
+        </w:rPr>
+        <w:t>Provisionalment, el meu compte amb una App Password, i ho canvio més endavant sense downtime.</w:t>
+      </w:r>
+    </w:p>
+    <w:p>
+      <w:r>
+        <w:rPr>
+          <w:b w:val="0"/>
+        </w:rPr>
+        <w:t>Si l'opció 1 necessita aprovació d'algú, digueu-m'ho i la demano jo.</w:t>
+      </w:r>
+    </w:p>
+    <w:p>
+      <w:pPr>
+        <w:pStyle w:val="Heading2"/>
+      </w:pPr>
+      <w:r>
+        <w:rPr>
+          <w:b w:val="0"/>
+        </w:rPr>
+        <w:t>Si alguna cosa no us va bé</w:t>
+      </w:r>
+    </w:p>
+    <w:p>
+      <w:pPr>
+        <w:pStyle w:val="ListBullet"/>
+      </w:pPr>
+      <w:r>
+        <w:rPr>
+          <w:b w:val="0"/>
+        </w:rPr>
+        <w:t xml:space="preserve">Si </w:t>
+      </w:r>
+      <w:r>
+        <w:rPr>
+          <w:rFonts w:ascii="Consolas" w:hAnsi="Consolas"/>
+          <w:b w:val="0"/>
+          <w:color w:val="333333"/>
+          <w:sz w:val="20"/>
+        </w:rPr>
+        <w:t>AE01SAPRDP</w:t>
+      </w:r>
+      <w:r>
+        <w:rPr>
+          <w:b w:val="0"/>
+        </w:rPr>
+        <w:t xml:space="preserve"> no és el lloc, digueu-me on i ho poso allà. L'únic requisit és que la màquina arribi a SAP i a SQL pels dos ports. També pot anar al mateix </w:t>
+      </w:r>
+      <w:r>
+        <w:rPr>
+          <w:rFonts w:ascii="Consolas" w:hAnsi="Consolas"/>
+          <w:b w:val="0"/>
+          <w:color w:val="333333"/>
+          <w:sz w:val="20"/>
+        </w:rPr>
+        <w:t>AE01SAPSQL</w:t>
+      </w:r>
+      <w:r>
+        <w:rPr>
+          <w:b w:val="0"/>
+        </w:rPr>
+        <w:t>, encara que preferiria no afegir-hi binaris d'aplicació: a partir del novembre és la màquina més crítica que tenim.</w:t>
+      </w:r>
+    </w:p>
+    <w:p>
+      <w:pPr>
+        <w:pStyle w:val="ListBullet"/>
+      </w:pPr>
+      <w:r>
+        <w:rPr>
+          <w:b w:val="0"/>
+        </w:rPr>
+        <w:t>Si preferiu instal·lar-lo vosaltres, l'annex porta les comandes exactes i no cal que em doneu accés. Només us demanaria de fer-ho aviat, per tenir marge de provar-ho.</w:t>
+      </w:r>
+    </w:p>
+    <w:p>
+      <w:pPr>
+        <w:pStyle w:val="Heading2"/>
+      </w:pPr>
+      <w:r>
+        <w:rPr>
+          <w:b w:val="0"/>
+        </w:rPr>
+        <w:t>El que aquest procés NO fa</w:t>
+      </w:r>
+    </w:p>
+    <w:p>
+      <w:r>
+        <w:rPr>
+          <w:b w:val="0"/>
+        </w:rPr>
+        <w:t>Per si serveix per valorar el risc a una màquina compartida:</w:t>
+      </w:r>
+    </w:p>
+    <w:p>
+      <w:pPr>
+        <w:pStyle w:val="ListBullet"/>
+      </w:pPr>
+      <w:r>
+        <w:rPr>
+          <w:b w:val="0"/>
+        </w:rPr>
+        <w:t>No obre cap port ni exposa cap servei. Només fa peticions de sortida.</w:t>
+      </w:r>
+    </w:p>
+    <w:p>
+      <w:pPr>
+        <w:pStyle w:val="ListBullet"/>
+      </w:pPr>
+      <w:r>
+        <w:rPr>
+          <w:b/>
+        </w:rPr>
+        <w:t>No escriu mai a SAP.</w:t>
+      </w:r>
+      <w:r>
+        <w:rPr>
+          <w:b w:val="0"/>
+        </w:rPr>
+        <w:t xml:space="preserve"> Llegeix per Service Layer amb un usuari de només lectura.</w:t>
+      </w:r>
+    </w:p>
+    <w:p>
+      <w:pPr>
+        <w:pStyle w:val="ListBullet"/>
+      </w:pPr>
+      <w:r>
+        <w:rPr>
+          <w:b w:val="0"/>
+        </w:rPr>
+        <w:t xml:space="preserve">No toca res fora de </w:t>
+      </w:r>
+      <w:r>
+        <w:rPr>
+          <w:rFonts w:ascii="Consolas" w:hAnsi="Consolas"/>
+          <w:b w:val="0"/>
+          <w:color w:val="333333"/>
+          <w:sz w:val="20"/>
+        </w:rPr>
+        <w:t>C:\Apps\SapB1AnalitzaSync</w:t>
+      </w:r>
+      <w:r>
+        <w:rPr>
+          <w:b w:val="0"/>
+        </w:rPr>
+        <w:t>.</w:t>
+      </w:r>
+    </w:p>
+    <w:p>
+      <w:pPr>
+        <w:pStyle w:val="ListBullet"/>
+      </w:pPr>
+      <w:r>
+        <w:rPr>
+          <w:b w:val="0"/>
+        </w:rPr>
+        <w:t>No cal instal·lar cap runtime: la publicació és autocontinguda.</w:t>
+      </w:r>
+    </w:p>
+    <w:p>
+      <w:pPr>
+        <w:pStyle w:val="ListBullet"/>
+      </w:pPr>
+      <w:r>
+        <w:rPr>
+          <w:b w:val="0"/>
+        </w:rPr>
+        <w:t>Si falla, falla sol. El job de SQL Server ho detecta i deixa les dades com estaven.</w:t>
+      </w:r>
+    </w:p>
+    <w:p>
+      <w:r>
+        <w:rPr>
+          <w:b w:val="0"/>
+        </w:rPr>
+        <w:t>Gràcies,</w:t>
+      </w:r>
+    </w:p>
+    <w:p>
+      <w:r>
+        <w:rPr>
+          <w:b w:val="0"/>
+        </w:rPr>
+        <w:t>Oscar Hijazo Agrienergia ohijazo@agrienergia.com</w:t>
+      </w:r>
+    </w:p>
+    <w:p>
+      <w:pPr>
+        <w:pStyle w:val="Heading1"/>
+      </w:pPr>
+      <w:r>
+        <w:rPr>
+          <w:b w:val="0"/>
+        </w:rPr>
+        <w:t>Annex — el detall tècnic del punt 1</w:t>
+      </w:r>
+    </w:p>
+    <w:p>
+      <w:r>
+        <w:rPr>
+          <w:b w:val="0"/>
+        </w:rPr>
+        <w:t>Per si ho voleu fer vosaltres, o per revisar què faré jo.</w:t>
       </w:r>
     </w:p>
     <w:tbl>
@@ -324,27 +1281,13 @@
               <w:rPr>
                 <w:b w:val="0"/>
               </w:rPr>
-              <w:t>Cap. La publicació és autocontinguda, no cal instal·lar .NET</w:t>
+              <w:t>Cap: la publicació és autocontinguda</w:t>
             </w:r>
           </w:p>
         </w:tc>
       </w:tr>
     </w:tbl>
     <w:p/>
-    <w:p>
-      <w:r>
-        <w:rPr>
-          <w:b/>
-        </w:rPr>
-        <w:t>Sé que a AE01SAPRDP hi ha webservices de col·laboradors externs</w:t>
-      </w:r>
-      <w:r>
-        <w:rPr>
-          <w:b w:val="0"/>
-        </w:rPr>
-        <w:t>, i per això la petició inclou tancar els permisos de la carpeta: hi haurà credencials en un fitxer de configuració i no han de ser llegibles per la resta de processos de la màquina.</w:t>
-      </w:r>
-    </w:p>
     <w:p>
       <w:pPr>
         <w:pStyle w:val="Heading2"/>
@@ -353,215 +1296,7 @@
         <w:rPr>
           <w:b w:val="0"/>
         </w:rPr>
-        <w:t>Per què allà i no al servidor de SQL</w:t>
-      </w:r>
-    </w:p>
-    <w:p>
-      <w:r>
-        <w:rPr>
-          <w:b w:val="0"/>
-        </w:rPr>
-        <w:t xml:space="preserve">El procés forma part de la càrrega nocturna que alimenta la plataforma d'anàlisi Analitza CM. La transformació la fa un job de SQL Agent a </w:t>
-      </w:r>
-      <w:r>
-        <w:rPr>
-          <w:rFonts w:ascii="Consolas" w:hAnsi="Consolas"/>
-          <w:b w:val="0"/>
-          <w:color w:val="333333"/>
-          <w:sz w:val="20"/>
-        </w:rPr>
-        <w:t>AE01SAPSQL</w:t>
-      </w:r>
-      <w:r>
-        <w:rPr>
-          <w:b w:val="0"/>
-        </w:rPr>
-        <w:t xml:space="preserve"> a les 03:00; aquest executable és el pas previ, que porta les dades de SAP a una base de dades intermèdia.</w:t>
-      </w:r>
-    </w:p>
-    <w:p>
-      <w:r>
-        <w:rPr>
-          <w:b w:val="0"/>
-        </w:rPr>
-        <w:t xml:space="preserve">Podria córrer al mateix </w:t>
-      </w:r>
-      <w:r>
-        <w:rPr>
-          <w:rFonts w:ascii="Consolas" w:hAnsi="Consolas"/>
-          <w:b w:val="0"/>
-          <w:color w:val="333333"/>
-          <w:sz w:val="20"/>
-        </w:rPr>
-        <w:t>AE01SAPSQL</w:t>
-      </w:r>
-      <w:r>
-        <w:rPr>
-          <w:b w:val="0"/>
-        </w:rPr>
-        <w:t>, però aquell servidor ja fa de base de dades, de SAP i de Service Layer, i a partir del cutover de novembre serà la màquina més crítica que tenim. Preferim no afegir-hi binaris d'aplicació.</w:t>
-      </w:r>
-    </w:p>
-    <w:p>
-      <w:pPr>
-        <w:pStyle w:val="Heading2"/>
-      </w:pPr>
-      <w:r>
-        <w:rPr>
-          <w:b w:val="0"/>
-        </w:rPr>
-        <w:t>1. Compte de servei</w:t>
-      </w:r>
-    </w:p>
-    <w:p>
-      <w:r>
-        <w:rPr>
-          <w:b w:val="0"/>
-        </w:rPr>
-        <w:t xml:space="preserve">Necessitem un compte dedicat per executar la tasca. </w:t>
-      </w:r>
-      <w:r>
-        <w:rPr>
-          <w:b/>
-        </w:rPr>
-        <w:t>No ha de ser administrador.</w:t>
-      </w:r>
-      <w:r>
-        <w:rPr>
-          <w:b w:val="0"/>
-        </w:rPr>
-        <w:t xml:space="preserve"> Li cal:</w:t>
-      </w:r>
-    </w:p>
-    <w:p>
-      <w:pPr>
-        <w:pStyle w:val="ListBullet"/>
-      </w:pPr>
-      <w:r>
-        <w:rPr>
-          <w:b w:val="0"/>
-        </w:rPr>
-        <w:t>El dret *</w:t>
-      </w:r>
-      <w:r>
-        <w:rPr>
-          <w:b/>
-        </w:rPr>
-        <w:t>Log on as a batch job</w:t>
-      </w:r>
-      <w:r>
-        <w:rPr>
-          <w:b w:val="0"/>
-        </w:rPr>
-        <w:t xml:space="preserve">* a </w:t>
-      </w:r>
-      <w:r>
-        <w:rPr>
-          <w:rFonts w:ascii="Consolas" w:hAnsi="Consolas"/>
-          <w:b w:val="0"/>
-          <w:color w:val="333333"/>
-          <w:sz w:val="20"/>
-        </w:rPr>
-        <w:t>AE01SAPRDP</w:t>
-      </w:r>
-    </w:p>
-    <w:p>
-      <w:pPr>
-        <w:pStyle w:val="ListBullet"/>
-      </w:pPr>
-      <w:r>
-        <w:rPr>
-          <w:b w:val="0"/>
-        </w:rPr>
-        <w:t xml:space="preserve">Sortida de xarxa des de </w:t>
-      </w:r>
-      <w:r>
-        <w:rPr>
-          <w:rFonts w:ascii="Consolas" w:hAnsi="Consolas"/>
-          <w:b w:val="0"/>
-          <w:color w:val="333333"/>
-          <w:sz w:val="20"/>
-        </w:rPr>
-        <w:t>192.168.11.239</w:t>
-      </w:r>
-      <w:r>
-        <w:rPr>
-          <w:b w:val="0"/>
-        </w:rPr>
-        <w:t xml:space="preserve"> cap a </w:t>
-      </w:r>
-      <w:r>
-        <w:rPr>
-          <w:rFonts w:ascii="Consolas" w:hAnsi="Consolas"/>
-          <w:b w:val="0"/>
-          <w:color w:val="333333"/>
-          <w:sz w:val="20"/>
-        </w:rPr>
-        <w:t>192.168.11.238</w:t>
-      </w:r>
-      <w:r>
-        <w:rPr>
-          <w:b w:val="0"/>
-        </w:rPr>
-        <w:t xml:space="preserve">: - </w:t>
-      </w:r>
-      <w:r>
-        <w:rPr>
-          <w:b/>
-        </w:rPr>
-        <w:t>port 50000/TCP</w:t>
-      </w:r>
-      <w:r>
-        <w:rPr>
-          <w:b w:val="0"/>
-        </w:rPr>
-        <w:t xml:space="preserve"> (SAP Service Layer, HTTPS) - </w:t>
-      </w:r>
-      <w:r>
-        <w:rPr>
-          <w:b/>
-        </w:rPr>
-        <w:t>port 1433/TCP</w:t>
-      </w:r>
-      <w:r>
-        <w:rPr>
-          <w:b w:val="0"/>
-        </w:rPr>
-        <w:t xml:space="preserve"> (SQL Server)</w:t>
-      </w:r>
-    </w:p>
-    <w:p>
-      <w:r>
-        <w:rPr>
-          <w:b w:val="0"/>
-        </w:rPr>
-        <w:t xml:space="preserve">Digueu-me quin compte feu servir i m'encarrego jo dels permisos dins de SQL Server: només ha de poder escriure a un esquema concret de la base de dades </w:t>
-      </w:r>
-      <w:r>
-        <w:rPr>
-          <w:rFonts w:ascii="Consolas" w:hAnsi="Consolas"/>
-          <w:b w:val="0"/>
-          <w:color w:val="333333"/>
-          <w:sz w:val="20"/>
-        </w:rPr>
-        <w:t>IntercanviSAP</w:t>
-      </w:r>
-      <w:r>
-        <w:rPr>
-          <w:b w:val="0"/>
-        </w:rPr>
-        <w:t>, res més.</w:t>
-      </w:r>
-    </w:p>
-    <w:p>
-      <w:pPr>
-        <w:pStyle w:val="Heading2"/>
-      </w:pPr>
-      <w:r>
-        <w:rPr>
-          <w:b w:val="0"/>
-        </w:rPr>
-        <w:t>2. Carpeta i fitxers</w:t>
+        <w:t>Carpeta i fitxers</w:t>
       </w:r>
     </w:p>
     <w:p>
@@ -599,7 +1334,7 @@
         <w:rPr>
           <w:b w:val="0"/>
         </w:rPr>
-        <w:t>3. Permisos de la carpeta</w:t>
+        <w:t>Permisos de la carpeta</w:t>
       </w:r>
     </w:p>
     <w:p>
@@ -607,7 +1342,7 @@
         <w:rPr>
           <w:b w:val="0"/>
         </w:rPr>
-        <w:t xml:space="preserve">Aquesta part és la que importa, perquè a la carpeta hi haurà un fitxer de configuració amb credencials de SAP i de SQL. Ha de quedar llegible </w:t>
+        <w:t xml:space="preserve">És la part que importa: hi haurà un fitxer de configuració amb credencials de SAP i de SQL, i ha de quedar llegible </w:t>
       </w:r>
       <w:r>
         <w:rPr>
@@ -619,7 +1354,7 @@
         <w:rPr>
           <w:b w:val="0"/>
         </w:rPr>
-        <w:t xml:space="preserve"> pel compte de la tasca i pels administradors:</w:t>
+        <w:t xml:space="preserve"> pel compte de la tasca i pels administradors.</w:t>
       </w:r>
     </w:p>
     <w:p>
@@ -654,7 +1389,7 @@
         <w:rPr>
           <w:b w:val="0"/>
         </w:rPr>
-        <w:t xml:space="preserve">Després de fer-ho, a </w:t>
+        <w:t xml:space="preserve">Després, a </w:t>
       </w:r>
       <w:r>
         <w:rPr>
@@ -703,20 +1438,6 @@
       </w:r>
     </w:p>
     <w:p>
-      <w:r>
-        <w:rPr>
-          <w:b/>
-        </w:rPr>
-        <w:t>Les credencials us les passo jo per canal segur</w:t>
-      </w:r>
-      <w:r>
-        <w:rPr>
-          <w:b w:val="0"/>
-        </w:rPr>
-        <w:t>, o si preferiu me les deixeu posar a mi un cop tingueu la carpeta feta. Com us vagi millor.</w:t>
-      </w:r>
-    </w:p>
-    <w:p>
       <w:pPr>
         <w:pStyle w:val="Heading2"/>
       </w:pPr>
@@ -724,7 +1445,7 @@
         <w:rPr>
           <w:b w:val="0"/>
         </w:rPr>
-        <w:t>4. Tasca programada</w:t>
+        <w:t>Tasca programada</w:t>
       </w:r>
     </w:p>
     <w:p>
@@ -812,7 +1533,7 @@
         <w:rPr>
           <w:b w:val="0"/>
         </w:rPr>
-        <w:t>5. Comprovació</w:t>
+        <w:t>Comprovació</w:t>
       </w:r>
     </w:p>
     <w:p>
@@ -1004,209 +1725,6 @@
           <w:b w:val="0"/>
         </w:rPr>
         <w:t>Avisant-me, ho verifico jo des de la base de dades i confirmo que la cadena funciona de punta a punta.</w:t>
-      </w:r>
-    </w:p>
-    <w:p>
-      <w:pPr>
-        <w:pStyle w:val="Heading2"/>
-      </w:pPr>
-      <w:r>
-        <w:rPr>
-          <w:b w:val="0"/>
-        </w:rPr>
-        <w:t>Coses que NO fa</w:t>
-      </w:r>
-    </w:p>
-    <w:p>
-      <w:r>
-        <w:rPr>
-          <w:b w:val="0"/>
-        </w:rPr>
-        <w:t>Per si serveix per valorar el risc a una màquina compartida:</w:t>
-      </w:r>
-    </w:p>
-    <w:p>
-      <w:pPr>
-        <w:pStyle w:val="ListBullet"/>
-      </w:pPr>
-      <w:r>
-        <w:rPr>
-          <w:b w:val="0"/>
-        </w:rPr>
-        <w:t>No obre cap port ni exposa cap servei. Només fa peticions de sortida.</w:t>
-      </w:r>
-    </w:p>
-    <w:p>
-      <w:pPr>
-        <w:pStyle w:val="ListBullet"/>
-      </w:pPr>
-      <w:r>
-        <w:rPr>
-          <w:b/>
-        </w:rPr>
-        <w:t>No escriu mai a SAP.</w:t>
-      </w:r>
-      <w:r>
-        <w:rPr>
-          <w:b w:val="0"/>
-        </w:rPr>
-        <w:t xml:space="preserve"> Llegeix per Service Layer amb un usuari de només lectura.</w:t>
-      </w:r>
-    </w:p>
-    <w:p>
-      <w:pPr>
-        <w:pStyle w:val="ListBullet"/>
-      </w:pPr>
-      <w:r>
-        <w:rPr>
-          <w:b w:val="0"/>
-        </w:rPr>
-        <w:t xml:space="preserve">No toca res fora de </w:t>
-      </w:r>
-      <w:r>
-        <w:rPr>
-          <w:rFonts w:ascii="Consolas" w:hAnsi="Consolas"/>
-          <w:b w:val="0"/>
-          <w:color w:val="333333"/>
-          <w:sz w:val="20"/>
-        </w:rPr>
-        <w:t>C:\Apps\SapB1AnalitzaSync</w:t>
-      </w:r>
-      <w:r>
-        <w:rPr>
-          <w:b w:val="0"/>
-        </w:rPr>
-        <w:t>.</w:t>
-      </w:r>
-    </w:p>
-    <w:p>
-      <w:pPr>
-        <w:pStyle w:val="ListBullet"/>
-      </w:pPr>
-      <w:r>
-        <w:rPr>
-          <w:b w:val="0"/>
-        </w:rPr>
-        <w:t>No necessita instal·lar runtime ni cap component: la publicació és autocontinguda.</w:t>
-      </w:r>
-    </w:p>
-    <w:p>
-      <w:pPr>
-        <w:pStyle w:val="ListBullet"/>
-      </w:pPr>
-      <w:r>
-        <w:rPr>
-          <w:b w:val="0"/>
-        </w:rPr>
-        <w:t>Si falla, falla sol: el job de SQL Server ho detecta i deixa les dades com estaven.</w:t>
-      </w:r>
-    </w:p>
-    <w:p>
-      <w:pPr>
-        <w:pStyle w:val="Heading2"/>
-      </w:pPr>
-      <w:r>
-        <w:rPr>
-          <w:b w:val="0"/>
-        </w:rPr>
-        <w:t>Si preferiu una altra ubicació</w:t>
-      </w:r>
-    </w:p>
-    <w:p>
-      <w:r>
-        <w:rPr>
-          <w:b w:val="0"/>
-        </w:rPr>
-        <w:t xml:space="preserve">Si </w:t>
-      </w:r>
-      <w:r>
-        <w:rPr>
-          <w:rFonts w:ascii="Consolas" w:hAnsi="Consolas"/>
-          <w:b w:val="0"/>
-          <w:color w:val="333333"/>
-          <w:sz w:val="20"/>
-        </w:rPr>
-        <w:t>AE01SAPRDP</w:t>
-      </w:r>
-      <w:r>
-        <w:rPr>
-          <w:b w:val="0"/>
-        </w:rPr>
-        <w:t xml:space="preserve"> no us va bé per política o per càrrega, digueu-m'ho i ho posem on em digueu — l'únic requisit és que la màquina arribi a </w:t>
-      </w:r>
-      <w:r>
-        <w:rPr>
-          <w:rFonts w:ascii="Consolas" w:hAnsi="Consolas"/>
-          <w:b w:val="0"/>
-          <w:color w:val="333333"/>
-          <w:sz w:val="20"/>
-        </w:rPr>
-        <w:t>192.168.11.238</w:t>
-      </w:r>
-      <w:r>
-        <w:rPr>
-          <w:b w:val="0"/>
-        </w:rPr>
-        <w:t xml:space="preserve"> pels ports 50000 i 1433. També pot anar al mateix </w:t>
-      </w:r>
-      <w:r>
-        <w:rPr>
-          <w:rFonts w:ascii="Consolas" w:hAnsi="Consolas"/>
-          <w:b w:val="0"/>
-          <w:color w:val="333333"/>
-          <w:sz w:val="20"/>
-        </w:rPr>
-        <w:t>AE01SAPSQL</w:t>
-      </w:r>
-      <w:r>
-        <w:rPr>
-          <w:b w:val="0"/>
-        </w:rPr>
-        <w:t xml:space="preserve"> si ho preferiu, encara que no és el que recomanaria.</w:t>
-      </w:r>
-    </w:p>
-    <w:p>
-      <w:pPr>
-        <w:spacing w:after="0"/>
-      </w:pPr>
-      <w:r>
-        <w:rPr>
-          <w:b w:val="0"/>
-        </w:rPr>
-        <w:t>Atentament,</w:t>
-      </w:r>
-    </w:p>
-    <w:p>
-      <w:pPr>
-        <w:spacing w:after="0"/>
-      </w:pPr>
-      <w:r>
-        <w:rPr>
-          <w:b w:val="0"/>
-        </w:rPr>
-        <w:t>Oscar Hijazo</w:t>
-      </w:r>
-    </w:p>
-    <w:p>
-      <w:pPr>
-        <w:spacing w:after="0"/>
-      </w:pPr>
-      <w:r>
-        <w:rPr>
-          <w:b w:val="0"/>
-        </w:rPr>
-        <w:t>Agrienergia</w:t>
-      </w:r>
-    </w:p>
-    <w:p>
-      <w:pPr>
-        <w:spacing w:after="0"/>
-      </w:pPr>
-      <w:r>
-        <w:rPr>
-          <w:b w:val="0"/>
-        </w:rPr>
-        <w:t>ohijazo@agrienergia.com</w:t>
       </w:r>
     </w:p>
     <w:sectPr>

--- a/peticio_sistemes_worker.docx
+++ b/peticio_sistemes_worker.docx
@@ -11,6 +11,65 @@
           <w:b w:val="0"/>
         </w:rPr>
         <w:t>Petició a Sistemes — GAPI07, les tres coses que ens falten</w:t>
+      </w:r>
+    </w:p>
+    <w:p>
+      <w:r>
+        <w:rPr>
+          <w:b w:val="0"/>
+        </w:rPr>
+        <w:t xml:space="preserve">&gt; ⚠️ </w:t>
+      </w:r>
+      <w:r>
+        <w:rPr>
+          <w:b/>
+        </w:rPr>
+        <w:t>Superat pel 07/09/2026.</w:t>
+      </w:r>
+      <w:r>
+        <w:rPr>
+          <w:b w:val="0"/>
+        </w:rPr>
+        <w:t xml:space="preserve"> El correu que s'envia és &gt; </w:t>
+      </w:r>
+      <w:r>
+        <w:rPr>
+          <w:rFonts w:ascii="Consolas" w:hAnsi="Consolas"/>
+          <w:b/>
+          <w:color w:val="333333"/>
+          <w:sz w:val="20"/>
+        </w:rPr>
+        <w:t>correu_sistemes_2026-09-07.md</w:t>
+      </w:r>
+      <w:r>
+        <w:rPr>
+          <w:b w:val="0"/>
+        </w:rPr>
+        <w:t xml:space="preserve">, escrit com a continuació del fil del 15/06/2026 i punt per &gt; punt sobre la seva resposta. D'aquest document </w:t>
+      </w:r>
+      <w:r>
+        <w:rPr>
+          <w:b/>
+        </w:rPr>
+        <w:t>només s'adjunta l'annex</w:t>
+      </w:r>
+      <w:r>
+        <w:rPr>
+          <w:b w:val="0"/>
+        </w:rPr>
+        <w:t xml:space="preserve"> (el detall tècnic de la &gt; instal·lació). La carta de dalt es conserva pel raonament del repartiment vosaltres/jo, que el &gt; correu nou reutilitza. &gt; &gt; El punt 2 d'aquesta carta </w:t>
+      </w:r>
+      <w:r>
+        <w:rPr>
+          <w:b/>
+        </w:rPr>
+        <w:t>estava mal plantejat</w:t>
+      </w:r>
+      <w:r>
+        <w:rPr>
+          <w:b w:val="0"/>
+        </w:rPr>
+        <w:t xml:space="preserve"> i es corregeix més avall: Analitza entra per &gt; VPN, no cal obrir 1433 a cap IP pública.</w:t>
       </w:r>
     </w:p>
     <w:p>
@@ -88,7 +147,7 @@
         <w:rPr>
           <w:b w:val="0"/>
         </w:rPr>
-        <w:t>Continuo el fil d'agost. Aleshores vau contestar set punts i en van quedar dos pendents d'informació meva: la IP d'Analitza i el compte de correu per a les alertes. Ja tinc la primera, i afegeixo la tercera peça que ens falta per poder provar tot el circuit.</w:t>
+        <w:t>Continuo el fil del 15 de juny. Aleshores vau contestar set punts i en van quedar dos pendents d'informació meva: l'accés d'Analitza i el compte de correu per a les alertes. Ja tinc el primer, i afegeixo la tercera peça que ens falta per poder provar tot el circuit.</w:t>
       </w:r>
     </w:p>
     <w:p>
@@ -461,7 +520,7 @@
         <w:rPr>
           <w:b w:val="0"/>
         </w:rPr>
-        <w:t xml:space="preserve">*Un aclariment que us demano:* a l'agost us referíeu a </w:t>
+        <w:t xml:space="preserve">*Confirmeu-me* que </w:t>
       </w:r>
       <w:r>
         <w:rPr>
@@ -476,7 +535,22 @@
         <w:rPr>
           <w:b w:val="0"/>
         </w:rPr>
-        <w:t xml:space="preserve"> com a </w:t>
+        <w:t xml:space="preserve"> és </w:t>
+      </w:r>
+      <w:r>
+        <w:rPr>
+          <w:rFonts w:ascii="Consolas" w:hAnsi="Consolas"/>
+          <w:b w:val="0"/>
+          <w:color w:val="333333"/>
+          <w:sz w:val="20"/>
+        </w:rPr>
+        <w:t>192.168.11.238</w:t>
+      </w:r>
+      <w:r>
+        <w:rPr>
+          <w:b w:val="0"/>
+        </w:rPr>
+        <w:t xml:space="preserve">, que és on respon el Service Layer, per no demanar-vos una regla cap a la màquina equivocada. (El </w:t>
       </w:r>
       <w:r>
         <w:rPr>
@@ -491,22 +565,7 @@
         <w:rPr>
           <w:b w:val="0"/>
         </w:rPr>
-        <w:t xml:space="preserve">, i el Service Layer que fem servir respon a </w:t>
-      </w:r>
-      <w:r>
-        <w:rPr>
-          <w:rFonts w:ascii="Consolas" w:hAnsi="Consolas"/>
-          <w:b w:val="0"/>
-          <w:color w:val="333333"/>
-          <w:sz w:val="20"/>
-        </w:rPr>
-        <w:t>192.168.11.238</w:t>
-      </w:r>
-      <w:r>
-        <w:rPr>
-          <w:b w:val="0"/>
-        </w:rPr>
-        <w:t>. Confirmeu-me quina és la bona, que no vull demanar-vos una regla cap a la màquina equivocada.</w:t>
+        <w:t xml:space="preserve"> del vostre correu del juny és el rang de clients de la VPN, no aquesta màquina.)</w:t>
       </w:r>
     </w:p>
     <w:p>
@@ -546,7 +605,7 @@
         <w:rPr>
           <w:b w:val="0"/>
         </w:rPr>
-        <w:t xml:space="preserve">2. Ruta per a Analitza cap a </w:t>
+        <w:t xml:space="preserve">2. Accés d'Analitza a </w:t>
       </w:r>
       <w:r>
         <w:rPr>
@@ -563,7 +622,19 @@
         <w:rPr>
           <w:b w:val="0"/>
         </w:rPr>
-        <w:t>Aquesta és la que us devia des de l'agost. Ja tinc les IPs:</w:t>
+        <w:t xml:space="preserve">Aquesta és la que us devia des del juny. </w:t>
+      </w:r>
+      <w:r>
+        <w:rPr>
+          <w:b/>
+        </w:rPr>
+        <w:t>No és obrir cap port cap a fora</w:t>
+      </w:r>
+      <w:r>
+        <w:rPr>
+          <w:b w:val="0"/>
+        </w:rPr>
+        <w:t>: el 15/06 ja em vau dir que Analitza entra per VPN i que només ho havia de dir perquè li habilitéssiu l'accés. Doncs ho dic.</w:t>
       </w:r>
     </w:p>
     <w:tbl>
@@ -586,7 +657,44 @@
               <w:rPr>
                 <w:b/>
               </w:rPr>
-              <w:t>Origen</w:t>
+              <w:t>Com hi entren</w:t>
+            </w:r>
+          </w:p>
+        </w:tc>
+        <w:tc>
+          <w:tcPr>
+            <w:tcW w:type="dxa" w:w="4320"/>
+          </w:tcPr>
+          <w:p>
+            <w:r>
+              <w:rPr>
+                <w:b/>
+              </w:rPr>
+              <w:t xml:space="preserve">Per VPN, com ja feien amb KAIS. Un cop dins cauen al rang </w:t>
+            </w:r>
+            <w:r>
+              <w:rPr>
+                <w:rFonts w:ascii="Consolas" w:hAnsi="Consolas"/>
+                <w:b/>
+                <w:color w:val="333333"/>
+                <w:sz w:val="20"/>
+              </w:rPr>
+              <w:t>192.168.254.x</w:t>
+            </w:r>
+          </w:p>
+        </w:tc>
+      </w:tr>
+      <w:tr>
+        <w:tc>
+          <w:tcPr>
+            <w:tcW w:type="dxa" w:w="4320"/>
+          </w:tcPr>
+          <w:p>
+            <w:r>
+              <w:rPr>
+                <w:b/>
+              </w:rPr>
+              <w:t>Origen cap al concentrador</w:t>
             </w:r>
           </w:p>
         </w:tc>
@@ -598,7 +706,7 @@
             <w:r>
               <w:rPr>
                 <w:rFonts w:ascii="Consolas" w:hAnsi="Consolas"/>
-                <w:b/>
+                <w:b w:val="0"/>
                 <w:color w:val="333333"/>
                 <w:sz w:val="20"/>
               </w:rPr>
@@ -606,14 +714,14 @@
             </w:r>
             <w:r>
               <w:rPr>
-                <w:b/>
+                <w:b w:val="0"/>
               </w:rPr>
               <w:t xml:space="preserve"> i </w:t>
             </w:r>
             <w:r>
               <w:rPr>
                 <w:rFonts w:ascii="Consolas" w:hAnsi="Consolas"/>
-                <w:b/>
+                <w:b w:val="0"/>
                 <w:color w:val="333333"/>
                 <w:sz w:val="20"/>
               </w:rPr>
@@ -621,7 +729,7 @@
             </w:r>
             <w:r>
               <w:rPr>
-                <w:b/>
+                <w:b w:val="0"/>
               </w:rPr>
               <w:t xml:space="preserve"> (Analitza CM)</w:t>
             </w:r>
@@ -753,6 +861,26 @@
       </w:tr>
     </w:tbl>
     <w:p/>
+    <w:p>
+      <w:r>
+        <w:rPr>
+          <w:b w:val="0"/>
+        </w:rPr>
+        <w:t xml:space="preserve">El que necessito de vosaltres és </w:t>
+      </w:r>
+      <w:r>
+        <w:rPr>
+          <w:b/>
+        </w:rPr>
+        <w:t>habilitar-los l'accés i passar-me l'endpoint i les credencials de VPN</w:t>
+      </w:r>
+      <w:r>
+        <w:rPr>
+          <w:b w:val="0"/>
+        </w:rPr>
+        <w:t xml:space="preserve"> per fer-los-hi arribar (la contrasenya de SQL la passo jo per un canal a part).</w:t>
+      </w:r>
+    </w:p>
     <w:p>
       <w:r>
         <w:rPr>
@@ -1082,7 +1210,7 @@
         <w:rPr>
           <w:b w:val="0"/>
         </w:rPr>
-        <w:t>Annex — el detall tècnic del punt 1</w:t>
+        <w:t>Annex tècnic — mogut</w:t>
       </w:r>
     </w:p>
     <w:p>
@@ -1090,223 +1218,7 @@
         <w:rPr>
           <w:b w:val="0"/>
         </w:rPr>
-        <w:t>Per si ho voleu fer vosaltres, o per revisar què faré jo.</w:t>
-      </w:r>
-    </w:p>
-    <w:tbl>
-      <w:tblPr>
-        <w:tblStyle w:val="LightGrid-Accent1"/>
-        <w:tblW w:type="auto" w:w="0"/>
-        <w:tblLook w:firstColumn="1" w:firstRow="1" w:lastColumn="0" w:lastRow="0" w:noHBand="0" w:noVBand="1" w:val="04A0"/>
-      </w:tblPr>
-      <w:tblGrid>
-        <w:gridCol w:w="4320"/>
-        <w:gridCol w:w="4320"/>
-      </w:tblGrid>
-      <w:tr>
-        <w:tc>
-          <w:tcPr>
-            <w:tcW w:type="dxa" w:w="4320"/>
-          </w:tcPr>
-          <w:p>
-            <w:r>
-              <w:rPr>
-                <w:b/>
-              </w:rPr>
-              <w:t>Executable</w:t>
-            </w:r>
-          </w:p>
-        </w:tc>
-        <w:tc>
-          <w:tcPr>
-            <w:tcW w:type="dxa" w:w="4320"/>
-          </w:tcPr>
-          <w:p>
-            <w:r>
-              <w:rPr>
-                <w:rFonts w:ascii="Consolas" w:hAnsi="Consolas"/>
-                <w:b/>
-                <w:color w:val="333333"/>
-                <w:sz w:val="20"/>
-              </w:rPr>
-              <w:t>SapB1AnalitzaSync.Worker.exe --once</w:t>
-            </w:r>
-          </w:p>
-        </w:tc>
-      </w:tr>
-      <w:tr>
-        <w:tc>
-          <w:tcPr>
-            <w:tcW w:type="dxa" w:w="4320"/>
-          </w:tcPr>
-          <w:p>
-            <w:r>
-              <w:rPr>
-                <w:b w:val="0"/>
-              </w:rPr>
-              <w:t>Carpeta destí</w:t>
-            </w:r>
-          </w:p>
-        </w:tc>
-        <w:tc>
-          <w:tcPr>
-            <w:tcW w:type="dxa" w:w="4320"/>
-          </w:tcPr>
-          <w:p>
-            <w:r>
-              <w:rPr>
-                <w:rFonts w:ascii="Consolas" w:hAnsi="Consolas"/>
-                <w:b w:val="0"/>
-                <w:color w:val="333333"/>
-                <w:sz w:val="20"/>
-              </w:rPr>
-              <w:t>C:\Apps\SapB1AnalitzaSync</w:t>
-            </w:r>
-          </w:p>
-        </w:tc>
-      </w:tr>
-      <w:tr>
-        <w:tc>
-          <w:tcPr>
-            <w:tcW w:type="dxa" w:w="4320"/>
-          </w:tcPr>
-          <w:p>
-            <w:r>
-              <w:rPr>
-                <w:b w:val="0"/>
-              </w:rPr>
-              <w:t>Origen dels fitxers</w:t>
-            </w:r>
-          </w:p>
-        </w:tc>
-        <w:tc>
-          <w:tcPr>
-            <w:tcW w:type="dxa" w:w="4320"/>
-          </w:tcPr>
-          <w:p>
-            <w:r>
-              <w:rPr>
-                <w:rFonts w:ascii="Consolas" w:hAnsi="Consolas"/>
-                <w:b w:val="0"/>
-                <w:color w:val="333333"/>
-                <w:sz w:val="20"/>
-              </w:rPr>
-              <w:t>\\tomatera\Farinera\ohijazo\GAPI07_Analitza\publish</w:t>
-            </w:r>
-            <w:r>
-              <w:rPr>
-                <w:b w:val="0"/>
-              </w:rPr>
-              <w:t xml:space="preserve"> (81 MB)</w:t>
-            </w:r>
-          </w:p>
-        </w:tc>
-      </w:tr>
-      <w:tr>
-        <w:tc>
-          <w:tcPr>
-            <w:tcW w:type="dxa" w:w="4320"/>
-          </w:tcPr>
-          <w:p>
-            <w:r>
-              <w:rPr>
-                <w:b w:val="0"/>
-              </w:rPr>
-              <w:t>Horari</w:t>
-            </w:r>
-          </w:p>
-        </w:tc>
-        <w:tc>
-          <w:tcPr>
-            <w:tcW w:type="dxa" w:w="4320"/>
-          </w:tcPr>
-          <w:p>
-            <w:r>
-              <w:rPr>
-                <w:b w:val="0"/>
-              </w:rPr>
-              <w:t>Diari, 02:45</w:t>
-            </w:r>
-          </w:p>
-        </w:tc>
-      </w:tr>
-      <w:tr>
-        <w:tc>
-          <w:tcPr>
-            <w:tcW w:type="dxa" w:w="4320"/>
-          </w:tcPr>
-          <w:p>
-            <w:r>
-              <w:rPr>
-                <w:b w:val="0"/>
-              </w:rPr>
-              <w:t>Durada típica</w:t>
-            </w:r>
-          </w:p>
-        </w:tc>
-        <w:tc>
-          <w:tcPr>
-            <w:tcW w:type="dxa" w:w="4320"/>
-          </w:tcPr>
-          <w:p>
-            <w:r>
-              <w:rPr>
-                <w:b w:val="0"/>
-              </w:rPr>
-              <w:t>~20 segons</w:t>
-            </w:r>
-          </w:p>
-        </w:tc>
-      </w:tr>
-      <w:tr>
-        <w:tc>
-          <w:tcPr>
-            <w:tcW w:type="dxa" w:w="4320"/>
-          </w:tcPr>
-          <w:p>
-            <w:r>
-              <w:rPr>
-                <w:b w:val="0"/>
-              </w:rPr>
-              <w:t>Runtime</w:t>
-            </w:r>
-          </w:p>
-        </w:tc>
-        <w:tc>
-          <w:tcPr>
-            <w:tcW w:type="dxa" w:w="4320"/>
-          </w:tcPr>
-          <w:p>
-            <w:r>
-              <w:rPr>
-                <w:b w:val="0"/>
-              </w:rPr>
-              <w:t>Cap: la publicació és autocontinguda</w:t>
-            </w:r>
-          </w:p>
-        </w:tc>
-      </w:tr>
-    </w:tbl>
-    <w:p/>
-    <w:p>
-      <w:pPr>
-        <w:pStyle w:val="Heading2"/>
-      </w:pPr>
-      <w:r>
-        <w:rPr>
-          <w:b w:val="0"/>
-        </w:rPr>
-        <w:t>Carpeta i fitxers</w:t>
-      </w:r>
-    </w:p>
-    <w:p>
-      <w:r>
-        <w:rPr>
-          <w:rFonts w:ascii="Consolas" w:hAnsi="Consolas"/>
-          <w:b w:val="0"/>
-          <w:color w:val="333333"/>
-          <w:sz w:val="20"/>
-        </w:rPr>
+        <w:t xml:space="preserve">El detall de la instal·lació (carpeta, </w:t>
       </w:r>
       <w:r>
         <w:rPr>
@@ -1315,7 +1227,13 @@
           <w:color w:val="333333"/>
           <w:sz w:val="20"/>
         </w:rPr>
-        <w:t xml:space="preserve">powershell New-Item -ItemType Directory -Force C:\Apps\SapB1AnalitzaSync Copy-Item "\\tomatera\Farinera\ohijazo\GAPI07_Analitza\publish\*" C:\Apps\SapB1AnalitzaSync -Recurse -Force </w:t>
+        <w:t>icacls</w:t>
+      </w:r>
+      <w:r>
+        <w:rPr>
+          <w:b w:val="0"/>
+        </w:rPr>
+        <w:t xml:space="preserve">, </w:t>
       </w:r>
       <w:r>
         <w:rPr>
@@ -1324,407 +1242,28 @@
           <w:color w:val="333333"/>
           <w:sz w:val="20"/>
         </w:rPr>
-      </w:r>
-    </w:p>
-    <w:p>
-      <w:pPr>
-        <w:pStyle w:val="Heading2"/>
-      </w:pPr>
-      <w:r>
-        <w:rPr>
-          <w:b w:val="0"/>
-        </w:rPr>
-        <w:t>Permisos de la carpeta</w:t>
-      </w:r>
-    </w:p>
-    <w:p>
-      <w:r>
-        <w:rPr>
-          <w:b w:val="0"/>
-        </w:rPr>
-        <w:t xml:space="preserve">És la part que importa: hi haurà un fitxer de configuració amb credencials de SAP i de SQL, i ha de quedar llegible </w:t>
-      </w:r>
-      <w:r>
-        <w:rPr>
-          <w:b/>
-        </w:rPr>
-        <w:t>només</w:t>
+        <w:t>Register-ScheduledTask</w:t>
       </w:r>
       <w:r>
         <w:rPr>
           <w:b w:val="0"/>
         </w:rPr>
-        <w:t xml:space="preserve"> pel compte de la tasca i pels administradors.</w:t>
-      </w:r>
-    </w:p>
-    <w:p>
-      <w:r>
-        <w:rPr>
-          <w:rFonts w:ascii="Consolas" w:hAnsi="Consolas"/>
-          <w:b w:val="0"/>
-          <w:color w:val="333333"/>
-          <w:sz w:val="20"/>
-        </w:rPr>
+        <w:t xml:space="preserve"> i la taula de codis d'error) viu ara a </w:t>
       </w:r>
       <w:r>
         <w:rPr>
           <w:rFonts w:ascii="Consolas" w:hAnsi="Consolas"/>
-          <w:b w:val="0"/>
+          <w:b/>
           <w:color w:val="333333"/>
           <w:sz w:val="20"/>
         </w:rPr>
-        <w:t xml:space="preserve">powershell icacls C:\Apps\SapB1AnalitzaSync /inheritance:r icacls C:\Apps\SapB1AnalitzaSync /grant:r "Administrators:(OI)(CI)(F)" icacls C:\Apps\SapB1AnalitzaSync /grant:r "SYSTEM:(OI)(CI)(F)" icacls C:\Apps\SapB1AnalitzaSync /grant:r "&lt;compte-de-la-tasca&gt;:(OI)(CI)(RX)" </w:t>
-      </w:r>
-      <w:r>
-        <w:rPr>
-          <w:rFonts w:ascii="Consolas" w:hAnsi="Consolas"/>
-          <w:b w:val="0"/>
-          <w:color w:val="333333"/>
-          <w:sz w:val="20"/>
-        </w:rPr>
-      </w:r>
-    </w:p>
-    <w:p>
-      <w:r>
-        <w:rPr>
-          <w:b w:val="0"/>
-        </w:rPr>
-        <w:t xml:space="preserve">Després, a </w:t>
-      </w:r>
-      <w:r>
-        <w:rPr>
-          <w:rFonts w:ascii="Consolas" w:hAnsi="Consolas"/>
-          <w:b w:val="0"/>
-          <w:color w:val="333333"/>
-          <w:sz w:val="20"/>
-        </w:rPr>
-        <w:t>icacls C:\Apps\SapB1AnalitzaSync</w:t>
+        <w:t>correu_sistemes_2026-09-07.md</w:t>
       </w:r>
       <w:r>
         <w:rPr>
           <w:b w:val="0"/>
         </w:rPr>
-        <w:t xml:space="preserve"> no hi ha d'aparèixer ni </w:t>
-      </w:r>
-      <w:r>
-        <w:rPr>
-          <w:rFonts w:ascii="Consolas" w:hAnsi="Consolas"/>
-          <w:b w:val="0"/>
-          <w:color w:val="333333"/>
-          <w:sz w:val="20"/>
-        </w:rPr>
-        <w:t>Users</w:t>
-      </w:r>
-      <w:r>
-        <w:rPr>
-          <w:b w:val="0"/>
-        </w:rPr>
-        <w:t xml:space="preserve"> ni </w:t>
-      </w:r>
-      <w:r>
-        <w:rPr>
-          <w:rFonts w:ascii="Consolas" w:hAnsi="Consolas"/>
-          <w:b w:val="0"/>
-          <w:color w:val="333333"/>
-          <w:sz w:val="20"/>
-        </w:rPr>
-        <w:t>Everyone</w:t>
-      </w:r>
-      <w:r>
-        <w:rPr>
-          <w:b w:val="0"/>
-        </w:rPr>
-        <w:t>.</w:t>
-      </w:r>
-    </w:p>
-    <w:p>
-      <w:pPr>
-        <w:pStyle w:val="Heading2"/>
-      </w:pPr>
-      <w:r>
-        <w:rPr>
-          <w:b w:val="0"/>
-        </w:rPr>
-        <w:t>Tasca programada</w:t>
-      </w:r>
-    </w:p>
-    <w:p>
-      <w:r>
-        <w:rPr>
-          <w:rFonts w:ascii="Consolas" w:hAnsi="Consolas"/>
-          <w:b w:val="0"/>
-          <w:color w:val="333333"/>
-          <w:sz w:val="20"/>
-        </w:rPr>
-      </w:r>
-      <w:r>
-        <w:rPr>
-          <w:rFonts w:ascii="Consolas" w:hAnsi="Consolas"/>
-          <w:b w:val="0"/>
-          <w:color w:val="333333"/>
-          <w:sz w:val="20"/>
-        </w:rPr>
-        <w:t xml:space="preserve">powershell $acc = "&lt;compte-de-la-tasca&gt;" $act = New-ScheduledTaskAction -Execute "C:\Apps\SapB1AnalitzaSync\SapB1AnalitzaSync.Worker.exe" </w:t>
-      </w:r>
-      <w:r>
-        <w:rPr>
-          <w:b w:val="0"/>
-        </w:rPr>
-        <w:t xml:space="preserve"> -Argument "--once" </w:t>
-      </w:r>
-      <w:r>
-        <w:rPr>
-          <w:rFonts w:ascii="Consolas" w:hAnsi="Consolas"/>
-          <w:b w:val="0"/>
-          <w:color w:val="333333"/>
-          <w:sz w:val="20"/>
-        </w:rPr>
-        <w:t xml:space="preserve"> -WorkingDirectory "C:\Apps\SapB1AnalitzaSync" $trg = New-ScheduledTaskTrigger -Daily -At 02:45 $set = New-ScheduledTaskSettingsSet -ExecutionTimeLimit (New-TimeSpan -Hours 2) </w:t>
-      </w:r>
-      <w:r>
-        <w:rPr>
-          <w:b w:val="0"/>
-        </w:rPr>
-        <w:t xml:space="preserve"> -StartWhenAvailable -DontStopOnIdleEnd Register-ScheduledTask -TaskName "GAPI07 Refresca sap_raw" </w:t>
-      </w:r>
-      <w:r>
-        <w:rPr>
-          <w:rFonts w:ascii="Consolas" w:hAnsi="Consolas"/>
-          <w:b w:val="0"/>
-          <w:color w:val="333333"/>
-          <w:sz w:val="20"/>
-        </w:rPr>
-        <w:t xml:space="preserve"> -Action $act -Trigger $trg -Settings $set -User $acc -RunLevel Limited </w:t>
-      </w:r>
-      <w:r>
-        <w:rPr>
-          <w:rFonts w:ascii="Consolas" w:hAnsi="Consolas"/>
-          <w:b w:val="0"/>
-          <w:color w:val="333333"/>
-          <w:sz w:val="20"/>
-        </w:rPr>
-      </w:r>
-    </w:p>
-    <w:p>
-      <w:r>
-        <w:rPr>
-          <w:b w:val="0"/>
-        </w:rPr>
-        <w:t xml:space="preserve">Ha de córrer </w:t>
-      </w:r>
-      <w:r>
-        <w:rPr>
-          <w:b/>
-        </w:rPr>
-        <w:t>tant si hi ha sessió iniciada com si no</w:t>
-      </w:r>
-      <w:r>
-        <w:rPr>
-          <w:b w:val="0"/>
-        </w:rPr>
-        <w:t>.</w:t>
-      </w:r>
-    </w:p>
-    <w:p>
-      <w:pPr>
-        <w:pStyle w:val="Heading2"/>
-      </w:pPr>
-      <w:r>
-        <w:rPr>
-          <w:b w:val="0"/>
-        </w:rPr>
-        <w:t>Comprovació</w:t>
-      </w:r>
-    </w:p>
-    <w:p>
-      <w:r>
-        <w:rPr>
-          <w:rFonts w:ascii="Consolas" w:hAnsi="Consolas"/>
-          <w:b w:val="0"/>
-          <w:color w:val="333333"/>
-          <w:sz w:val="20"/>
-        </w:rPr>
-      </w:r>
-      <w:r>
-        <w:rPr>
-          <w:rFonts w:ascii="Consolas" w:hAnsi="Consolas"/>
-          <w:b w:val="0"/>
-          <w:color w:val="333333"/>
-          <w:sz w:val="20"/>
-        </w:rPr>
-        <w:t xml:space="preserve">powershell Start-ScheduledTask -TaskName "GAPI07 Refresca sap_raw" Get-ScheduledTaskInfo -TaskName "GAPI07 Refresca sap_raw" | Format-List LastRunTime, LastTaskResult </w:t>
-      </w:r>
-      <w:r>
-        <w:rPr>
-          <w:rFonts w:ascii="Consolas" w:hAnsi="Consolas"/>
-          <w:b w:val="0"/>
-          <w:color w:val="333333"/>
-          <w:sz w:val="20"/>
-        </w:rPr>
-      </w:r>
-    </w:p>
-    <w:p>
-      <w:r>
-        <w:rPr>
-          <w:rFonts w:ascii="Consolas" w:hAnsi="Consolas"/>
-          <w:b w:val="0"/>
-          <w:color w:val="333333"/>
-          <w:sz w:val="20"/>
-        </w:rPr>
-        <w:t>LastTaskResult</w:t>
-      </w:r>
-      <w:r>
-        <w:rPr>
-          <w:b w:val="0"/>
-        </w:rPr>
-        <w:t xml:space="preserve"> ha de ser </w:t>
-      </w:r>
-      <w:r>
-        <w:rPr>
-          <w:rFonts w:ascii="Consolas" w:hAnsi="Consolas"/>
-          <w:b w:val="0"/>
-          <w:color w:val="333333"/>
-          <w:sz w:val="20"/>
-        </w:rPr>
-        <w:t>0</w:t>
-      </w:r>
-      <w:r>
-        <w:rPr>
-          <w:b w:val="0"/>
-        </w:rPr>
-        <w:t>. Si surt una altra cosa:</w:t>
-      </w:r>
-    </w:p>
-    <w:tbl>
-      <w:tblPr>
-        <w:tblStyle w:val="LightGrid-Accent1"/>
-        <w:tblW w:type="auto" w:w="0"/>
-        <w:tblLook w:firstColumn="1" w:firstRow="1" w:lastColumn="0" w:lastRow="0" w:noHBand="0" w:noVBand="1" w:val="04A0"/>
-      </w:tblPr>
-      <w:tblGrid>
-        <w:gridCol w:w="4320"/>
-        <w:gridCol w:w="4320"/>
-      </w:tblGrid>
-      <w:tr>
-        <w:tc>
-          <w:tcPr>
-            <w:tcW w:type="dxa" w:w="4320"/>
-          </w:tcPr>
-          <w:p>
-            <w:r>
-              <w:rPr>
-                <w:b/>
-              </w:rPr>
-              <w:t>Codi</w:t>
-            </w:r>
-          </w:p>
-        </w:tc>
-        <w:tc>
-          <w:tcPr>
-            <w:tcW w:type="dxa" w:w="4320"/>
-          </w:tcPr>
-          <w:p>
-            <w:r>
-              <w:rPr>
-                <w:b/>
-              </w:rPr>
-              <w:t>Què vol dir</w:t>
-            </w:r>
-          </w:p>
-        </w:tc>
-      </w:tr>
-      <w:tr>
-        <w:tc>
-          <w:tcPr>
-            <w:tcW w:type="dxa" w:w="4320"/>
-          </w:tcPr>
-          <w:p>
-            <w:r>
-              <w:rPr>
-                <w:b w:val="0"/>
-              </w:rPr>
-              <w:t>1</w:t>
-            </w:r>
-          </w:p>
-        </w:tc>
-        <w:tc>
-          <w:tcPr>
-            <w:tcW w:type="dxa" w:w="4320"/>
-          </w:tcPr>
-          <w:p>
-            <w:r>
-              <w:rPr>
-                <w:b w:val="0"/>
-              </w:rPr>
-              <w:t>Ha arrencat però ha fallat: sol ser xarxa o credencials</w:t>
-            </w:r>
-          </w:p>
-        </w:tc>
-      </w:tr>
-      <w:tr>
-        <w:tc>
-          <w:tcPr>
-            <w:tcW w:type="dxa" w:w="4320"/>
-          </w:tcPr>
-          <w:p>
-            <w:r>
-              <w:rPr>
-                <w:b w:val="0"/>
-              </w:rPr>
-              <w:t>3</w:t>
-            </w:r>
-          </w:p>
-        </w:tc>
-        <w:tc>
-          <w:tcPr>
-            <w:tcW w:type="dxa" w:w="4320"/>
-          </w:tcPr>
-          <w:p>
-            <w:r>
-              <w:rPr>
-                <w:b w:val="0"/>
-              </w:rPr>
-              <w:t>Falta la configuració, encara té els valors de plantilla</w:t>
-            </w:r>
-          </w:p>
-        </w:tc>
-      </w:tr>
-      <w:tr>
-        <w:tc>
-          <w:tcPr>
-            <w:tcW w:type="dxa" w:w="4320"/>
-          </w:tcPr>
-          <w:p>
-            <w:r>
-              <w:rPr>
-                <w:b w:val="0"/>
-              </w:rPr>
-              <w:t>2147942401</w:t>
-            </w:r>
-          </w:p>
-        </w:tc>
-        <w:tc>
-          <w:tcPr>
-            <w:tcW w:type="dxa" w:w="4320"/>
-          </w:tcPr>
-          <w:p>
-            <w:r>
-              <w:rPr>
-                <w:b w:val="0"/>
-              </w:rPr>
-              <w:t>No troba l'executable o el compte no hi té permisos</w:t>
-            </w:r>
-          </w:p>
-        </w:tc>
-      </w:tr>
-    </w:tbl>
-    <w:p/>
-    <w:p>
-      <w:r>
-        <w:rPr>
-          <w:b w:val="0"/>
-        </w:rPr>
-        <w:t>Avisant-me, ho verifico jo des de la base de dades i confirmo que la cadena funciona de punta a punta.</w:t>
+        <w:t>, que és el document que s'envia, per no mantenir-ne dues còpies. Si s'ha de tocar, es toca allà.</w:t>
       </w:r>
     </w:p>
     <w:sectPr>
